--- a/QED Course/Lesson 38 Local U 1 Gauge Symmetry.docx
+++ b/QED Course/Lesson 38 Local U 1 Gauge Symmetry.docx
@@ -8,7 +8,7 @@
         <w:jc w:val="center"/>
       </w:pPr>
       <w:r>
-        <w:t>Local U 1 Gauge Symmetry</w:t>
+        <w:t>Local U(1) Gauge Symmetry</w:t>
       </w:r>
     </w:p>
     <w:p>
@@ -58,7 +58,7 @@
     </w:p>
     <w:p>
       <w:pPr>
-        <w:pStyle w:val="Heading1"/>
+        <w:pStyle w:val="Heading2"/>
       </w:pPr>
       <w:r>
         <w:t>How to use this lesson</w:t>
@@ -76,7 +76,7 @@
     </w:p>
     <w:p>
       <w:pPr>
-        <w:pStyle w:val="Heading2"/>
+        <w:pStyle w:val="Heading3"/>
       </w:pPr>
       <w:r>
         <w:t>Learning objectives</w:t>
@@ -148,7 +148,7 @@
     </w:p>
     <w:p>
       <w:pPr>
-        <w:pStyle w:val="Heading2"/>
+        <w:pStyle w:val="Heading3"/>
       </w:pPr>
       <w:r>
         <w:t>Notation and conventions</w:t>
@@ -512,7 +512,7 @@
     </w:tbl>
     <w:p>
       <w:pPr>
-        <w:pStyle w:val="Heading1"/>
+        <w:pStyle w:val="Heading2"/>
       </w:pPr>
       <w:r>
         <w:t>1 Global versus local, internal versus spacetime</w:t>
@@ -520,7 +520,7 @@
     </w:p>
     <w:p>
       <w:pPr>
-        <w:pStyle w:val="Heading2"/>
+        <w:pStyle w:val="Heading3"/>
       </w:pPr>
       <w:r>
         <w:t>1.1 Two independent distinctions</w:t>
@@ -533,7 +533,7 @@
     </w:p>
     <w:p>
       <w:pPr>
-        <w:pStyle w:val="Heading2"/>
+        <w:pStyle w:val="Heading3"/>
       </w:pPr>
       <w:r>
         <w:t>1.2 Why the promotion is not automatic</w:t>
@@ -545,10 +545,11 @@
       </w:r>
     </w:p>
     <w:p>
-      <w:pPr>
-        <w:pStyle w:val="Heading3"/>
-      </w:pPr>
       <w:r>
+        <w:rPr>
+          <w:b/>
+          <w:i/>
+        </w:rPr>
         <w:t>Worked example 1</w:t>
       </w:r>
     </w:p>
@@ -559,7 +560,7 @@
     </w:p>
     <w:p>
       <w:pPr>
-        <w:pStyle w:val="Heading1"/>
+        <w:pStyle w:val="Heading2"/>
       </w:pPr>
       <w:r>
         <w:t>2 Deriving the covariant derivative</w:t>
@@ -567,7 +568,7 @@
     </w:p>
     <w:p>
       <w:pPr>
-        <w:pStyle w:val="Heading2"/>
+        <w:pStyle w:val="Heading3"/>
       </w:pPr>
       <w:r>
         <w:t>2.1 The obstruction, for a generic field</w:t>
@@ -725,7 +726,7 @@
     </w:p>
     <w:p>
       <w:pPr>
-        <w:pStyle w:val="Heading2"/>
+        <w:pStyle w:val="Heading3"/>
       </w:pPr>
       <w:r>
         <w:t>2.2 What a repaired derivative would have to satisfy</w:t>
@@ -859,7 +860,7 @@
     </w:p>
     <w:p>
       <w:pPr>
-        <w:pStyle w:val="Heading2"/>
+        <w:pStyle w:val="Heading3"/>
       </w:pPr>
       <w:r>
         <w:t>2.3 The unique solution</w:t>
@@ -1147,10 +1148,11 @@
       </w:r>
     </w:p>
     <w:p>
-      <w:pPr>
-        <w:pStyle w:val="Heading3"/>
-      </w:pPr>
       <w:r>
+        <w:rPr>
+          <w:b/>
+          <w:i/>
+        </w:rPr>
         <w:t>Worked example 2</w:t>
       </w:r>
     </w:p>
@@ -1161,7 +1163,7 @@
     </w:p>
     <w:p>
       <w:pPr>
-        <w:pStyle w:val="Heading2"/>
+        <w:pStyle w:val="Heading3"/>
       </w:pPr>
       <w:r>
         <w:t>2.4 What has and has not been shown</w:t>
@@ -1174,7 +1176,7 @@
     </w:p>
     <w:p>
       <w:pPr>
-        <w:pStyle w:val="Heading1"/>
+        <w:pStyle w:val="Heading2"/>
       </w:pPr>
       <w:r>
         <w:t>3 Universality: the same argument for every field</w:t>
@@ -1182,7 +1184,7 @@
     </w:p>
     <w:p>
       <w:pPr>
-        <w:pStyle w:val="Heading2"/>
+        <w:pStyle w:val="Heading3"/>
       </w:pPr>
       <w:r>
         <w:t>3.1 The complex scalar field</w:t>
@@ -1190,30 +1192,12 @@
     </w:p>
     <w:p>
       <w:r>
-        <w:t>Lesson 30, Section 1.3, gave the complex scalar field the same global transformation, φ → e^(−iqα)φ, as the Dirac field, with the same charge label q. Section 2's derivation used nothing but this transformation law, so it applies verbatim: D_μφ = (∂_μ + iqA_μ)φ transforms homogeneously, with exactly the same A_μ and exactly the same transformation law A_μ → A_μ + ∂_μα found in Section 2.3. Replacing ∂_μφ by D_μφ and ∂_μφ</w:t>
-      </w:r>
-      <w:r>
-        <w:rPr>
-          <w:i/>
-        </w:rPr>
-        <w:t xml:space="preserve"> by D_μφ</w:t>
-      </w:r>
-      <w:r>
-        <w:t xml:space="preserve"> = (∂_μ − iqA_μ)φ</w:t>
-      </w:r>
-      <w:r>
-        <w:rPr>
-          <w:i/>
-        </w:rPr>
-        <w:t xml:space="preserve"> (Exercise 6 derives the complex-conjugate rule) in the free Lagrangian of Lesson 30, Section 1.3, gives the gauge-invariant scalar Lagrangian D_μφ</w:t>
-      </w:r>
-      <w:r>
-        <w:t>D^μφ − m²φ*φ, describing a charged scalar particle, such as the charged pion mentioned in Lesson 17, coupled to the same electromagnetic field as the electron.</w:t>
+        <w:t>Lesson 30, Section 1.3, gave the complex scalar field the same global transformation, φ → e^(−iqα)φ, as the Dirac field, with the same charge label q. Section 2's derivation used nothing but this transformation law, so it applies verbatim: D_μφ = (∂_μ + iqA_μ)φ transforms homogeneously, with exactly the same A_μ and exactly the same transformation law A_μ → A_μ + ∂_μα found in Section 2.3. Replacing ∂_μφ by D_μφ and ∂_μφ* by D_μφ* = (∂_μ − iqA_μ)φ* (Exercise 6 derives the complex-conjugate rule) in the free Lagrangian of Lesson 30, Section 1.3, gives the gauge-invariant scalar Lagrangian D_μφ*D^μφ − m²φ*φ, describing a charged scalar particle, such as the charged pion mentioned in Lesson 17, coupled to the same electromagnetic field as the electron.</w:t>
       </w:r>
     </w:p>
     <w:p>
       <w:pPr>
-        <w:pStyle w:val="Heading2"/>
+        <w:pStyle w:val="Heading3"/>
       </w:pPr>
       <w:r>
         <w:t>3.2 One field, every charge</w:t>
@@ -1225,10 +1209,11 @@
       </w:r>
     </w:p>
     <w:p>
-      <w:pPr>
-        <w:pStyle w:val="Heading3"/>
-      </w:pPr>
       <w:r>
+        <w:rPr>
+          <w:b/>
+          <w:i/>
+        </w:rPr>
         <w:t>Worked example 3</w:t>
       </w:r>
     </w:p>
@@ -1239,7 +1224,7 @@
     </w:p>
     <w:p>
       <w:pPr>
-        <w:pStyle w:val="Heading1"/>
+        <w:pStyle w:val="Heading2"/>
       </w:pPr>
       <w:r>
         <w:t>4 Minimal coupling, revisited</w:t>
@@ -1247,7 +1232,7 @@
     </w:p>
     <w:p>
       <w:pPr>
-        <w:pStyle w:val="Heading2"/>
+        <w:pStyle w:val="Heading3"/>
       </w:pPr>
       <w:r>
         <w:t>4.1 What "minimal" means</w:t>
@@ -1260,7 +1245,7 @@
     </w:p>
     <w:p>
       <w:pPr>
-        <w:pStyle w:val="Heading2"/>
+        <w:pStyle w:val="Heading3"/>
       </w:pPr>
       <w:r>
         <w:t>4.2 Closing the loop with Lessons 6 and 8</w:t>
@@ -1273,7 +1258,7 @@
     </w:p>
     <w:p>
       <w:pPr>
-        <w:pStyle w:val="Heading1"/>
+        <w:pStyle w:val="Heading2"/>
       </w:pPr>
       <w:r>
         <w:t>5 A preview: the covariant derivative knows about the field strength</w:t>
@@ -1426,7 +1411,7 @@
     </w:p>
     <w:p>
       <w:pPr>
-        <w:pStyle w:val="Heading1"/>
+        <w:pStyle w:val="Heading2"/>
       </w:pPr>
       <w:r>
         <w:t>6 Connections to QED</w:t>
@@ -1634,7 +1619,7 @@
           </w:tcPr>
           <w:p>
             <w:r>
-              <w:t>Explains why the same electromagnetic vertex −ieγ^μ (Lesson 44) applies to every charged lepton and quark, with only q differing</w:t>
+              <w:t>Explains why the same electromagnetic vertex +ieγ^μ (Lesson 44) applies to every charged lepton and quark, with only q differing</w:t>
             </w:r>
           </w:p>
         </w:tc>
@@ -1721,7 +1706,7 @@
     </w:p>
     <w:p>
       <w:pPr>
-        <w:pStyle w:val="Heading1"/>
+        <w:pStyle w:val="Heading2"/>
       </w:pPr>
       <w:r>
         <w:t>7 Summary</w:t>
@@ -1825,7 +1810,7 @@
     </w:p>
     <w:p>
       <w:pPr>
-        <w:pStyle w:val="Heading1"/>
+        <w:pStyle w:val="Heading2"/>
       </w:pPr>
       <w:r>
         <w:t>Exercises</w:t>
@@ -1995,25 +1980,7 @@
           </w:tcPr>
           <w:p>
             <w:r>
-              <w:t>Repeat Section 2.1's calculation for the complex-conjugate field, φ</w:t>
-            </w:r>
-            <w:r>
-              <w:rPr>
-                <w:i/>
-              </w:rPr>
-              <w:t xml:space="preserve"> → e^(iqα(x))φ</w:t>
-            </w:r>
-            <w:r>
-              <w:t>, and show that ∂_μφ</w:t>
-            </w:r>
-            <w:r>
-              <w:rPr>
-                <w:i/>
-              </w:rPr>
-              <w:t xml:space="preserve"> picks up the opposite-sign extra term +iq(∂_μα)φ</w:t>
-            </w:r>
-            <w:r>
-              <w:t>.</w:t>
+              <w:t>Repeat Section 2.1's calculation for the complex-conjugate field, φ* → e^(iqα(x))φ*, and show that ∂_μφ* picks up the opposite-sign extra term +iq(∂_μα)φ*.</w:t>
             </w:r>
           </w:p>
         </w:tc>
@@ -2051,25 +2018,7 @@
           </w:tcPr>
           <w:p>
             <w:r>
-              <w:t>Using the result of Exercise 3, show that D_μφ</w:t>
-            </w:r>
-            <w:r>
-              <w:rPr>
-                <w:i/>
-              </w:rPr>
-              <w:t xml:space="preserve"> = (∂_μ − iqA_μ)φ</w:t>
-            </w:r>
-            <w:r>
-              <w:t xml:space="preserve"> transforms as D_μφ</w:t>
-            </w:r>
-            <w:r>
-              <w:rPr>
-                <w:i/>
-              </w:rPr>
-              <w:t xml:space="preserve"> → e^(iqα)D_μφ</w:t>
-            </w:r>
-            <w:r>
-              <w:t>, with A_μ transforming as in Section 2.3.</w:t>
+              <w:t>Using the result of Exercise 3, show that D_μφ* = (∂_μ − iqA_μ)φ* transforms as D_μφ* → e^(iqα)D_μφ*, with A_μ transforming as in Section 2.3.</w:t>
             </w:r>
           </w:p>
         </w:tc>
@@ -2105,16 +2054,7 @@
           </w:tcPr>
           <w:p>
             <w:r>
-              <w:t>Show that D_μ(φ</w:t>
-            </w:r>
-            <w:r>
-              <w:rPr>
-                <w:i/>
-              </w:rPr>
-              <w:t>φ) = ∂_μ(φ</w:t>
-            </w:r>
-            <w:r>
-              <w:t>φ) for the D_μ of Section 2.3 and the D_μ of Exercise 4 acting together as an ordinary Leibniz-rule derivative on the product, and interpret this as the statement that the gauge-invariant combination φ*φ needs no covariant derivative to remain gauge invariant.</w:t>
+              <w:t>Show that D_μ(φ*φ) = ∂_μ(φ*φ) for the D_μ of Section 2.3 and the D_μ of Exercise 4 acting together as an ordinary Leibniz-rule derivative on the product, and interpret this as the statement that the gauge-invariant combination φ*φ needs no covariant derivative to remain gauge invariant.</w:t>
             </w:r>
           </w:p>
         </w:tc>
@@ -2262,16 +2202,7 @@
           </w:tcPr>
           <w:p>
             <w:r>
-              <w:t>Write the gauge-invariant Lagrangian density for a charged scalar field explicitly, D_μφ</w:t>
-            </w:r>
-            <w:r>
-              <w:rPr>
-                <w:i/>
-              </w:rPr>
-              <w:t>D^μφ − m²φ</w:t>
-            </w:r>
-            <w:r>
-              <w:t>φ, and expand D_μ to identify the three terms: the free scalar Lagrangian, an interaction term linear in A_μ, and a term quadratic in A_μ.</w:t>
+              <w:t>Write the gauge-invariant Lagrangian density for a charged scalar field explicitly, D_μφ*D^μφ − m²φ*φ, and expand D_μ to identify the three terms: the free scalar Lagrangian, an interaction term linear in A_μ, and a term quadratic in A_μ.</w:t>
             </w:r>
           </w:p>
         </w:tc>
@@ -2309,7 +2240,7 @@
           </w:tcPr>
           <w:p>
             <w:r>
-              <w:t>Compare the linear-in-A_μ term found in Exercise 9 with the Klein Gordon current of Lesson 30, Section 1.3, and show it equals −j^μA_μ with j^μ the current found there.</w:t>
+              <w:t>Compare the linear-in-A_μ term found in Exercise 9 with the Klein–Gordon current of Lesson 30, Section 1.3, and show it equals −j^μA_μ with j^μ the current found there.</w:t>
             </w:r>
           </w:p>
         </w:tc>
@@ -2539,7 +2470,7 @@
     </w:tbl>
     <w:p>
       <w:pPr>
-        <w:pStyle w:val="Heading1"/>
+        <w:pStyle w:val="Heading2"/>
       </w:pPr>
       <w:r>
         <w:t>Solutions</w:t>
@@ -2584,25 +2515,7 @@
         <w:t xml:space="preserve"> </w:t>
       </w:r>
       <w:r>
-        <w:t>∂_μ(e^(iqα(x))φ</w:t>
-      </w:r>
-      <w:r>
-        <w:rPr>
-          <w:i/>
-        </w:rPr>
-        <w:t>) = (iq∂_μα)e^(iqα)φ</w:t>
-      </w:r>
-      <w:r>
-        <w:t xml:space="preserve"> + e^(iqα)∂_μφ</w:t>
-      </w:r>
-      <w:r>
-        <w:rPr>
-          <w:i/>
-        </w:rPr>
-        <w:t xml:space="preserve"> = e^(iqα)[∂_μφ</w:t>
-      </w:r>
-      <w:r>
-        <w:t xml:space="preserve"> + iq(∂_μα)φ*], the sign of the extra term opposite to that for φ, tracking the opposite sign in the exponent.</w:t>
+        <w:t>∂_μ(e^(iqα(x))φ*) = (iq∂_μα)e^(iqα)φ* + e^(iqα)∂_μφ* = e^(iqα)[∂_μφ* + iq(∂_μα)φ*], the sign of the extra term opposite to that for φ, tracking the opposite sign in the exponent.</w:t>
       </w:r>
     </w:p>
     <w:p>
@@ -2616,61 +2529,7 @@
         <w:t xml:space="preserve"> </w:t>
       </w:r>
       <w:r>
-        <w:t>D_μφ</w:t>
-      </w:r>
-      <w:r>
-        <w:rPr>
-          <w:i/>
-        </w:rPr>
-        <w:t xml:space="preserve"> = (∂_μ−iqA_μ)φ</w:t>
-      </w:r>
-      <w:r>
-        <w:t xml:space="preserve"> → [∂_μ − iq(A_μ+∂_μα)](e^(iqα)φ</w:t>
-      </w:r>
-      <w:r>
-        <w:rPr>
-          <w:i/>
-        </w:rPr>
-        <w:t>) = e^(iqα)[∂_μφ</w:t>
-      </w:r>
-      <w:r>
-        <w:t xml:space="preserve"> + iq(∂_μα)φ</w:t>
-      </w:r>
-      <w:r>
-        <w:rPr>
-          <w:i/>
-        </w:rPr>
-        <w:t>] − iq(A_μ+∂_μα)e^(iqα)φ</w:t>
-      </w:r>
-      <w:r>
-        <w:t xml:space="preserve"> = e^(iqα)[∂_μφ</w:t>
-      </w:r>
-      <w:r>
-        <w:rPr>
-          <w:i/>
-        </w:rPr>
-        <w:t xml:space="preserve"> + iq(∂_μα)φ</w:t>
-      </w:r>
-      <w:r>
-        <w:t xml:space="preserve"> − iqA_μφ</w:t>
-      </w:r>
-      <w:r>
-        <w:rPr>
-          <w:i/>
-        </w:rPr>
-        <w:t xml:space="preserve"> − iq(∂_μα)φ</w:t>
-      </w:r>
-      <w:r>
-        <w:t>] = e^(iqα)[∂_μφ</w:t>
-      </w:r>
-      <w:r>
-        <w:rPr>
-          <w:i/>
-        </w:rPr>
-        <w:t xml:space="preserve"> − iqA_μφ</w:t>
-      </w:r>
-      <w:r>
-        <w:t>] = e^(iqα)D_μφ*.</w:t>
+        <w:t>D_μφ* = (∂_μ−iqA_μ)φ* → [∂_μ − iq(A_μ+∂_μα)](e^(iqα)φ*) = e^(iqα)[∂_μφ* + iq(∂_μα)φ*] − iq(A_μ+∂_μα)e^(iqα)φ* = e^(iqα)[∂_μφ* + iq(∂_μα)φ* − iqA_μφ* − iq(∂_μα)φ*] = e^(iqα)[∂_μφ* − iqA_μφ*] = e^(iqα)D_μφ*.</w:t>
       </w:r>
     </w:p>
     <w:p>
@@ -2684,79 +2543,7 @@
         <w:t xml:space="preserve"> </w:t>
       </w:r>
       <w:r>
-        <w:t>D_μ(φ</w:t>
-      </w:r>
-      <w:r>
-        <w:rPr>
-          <w:i/>
-        </w:rPr>
-        <w:t>φ) as an ordinary product rule gives (D_μφ</w:t>
-      </w:r>
-      <w:r>
-        <w:t>)φ + φ</w:t>
-      </w:r>
-      <w:r>
-        <w:rPr>
-          <w:i/>
-        </w:rPr>
-        <w:t>(D_μφ) = [(∂_μ−iqA_μ)φ</w:t>
-      </w:r>
-      <w:r>
-        <w:t>]φ + φ</w:t>
-      </w:r>
-      <w:r>
-        <w:rPr>
-          <w:i/>
-        </w:rPr>
-        <w:t>[(∂_μ+iqA_μ)φ] = (∂_μφ</w:t>
-      </w:r>
-      <w:r>
-        <w:t>)φ − iqA_μφ</w:t>
-      </w:r>
-      <w:r>
-        <w:rPr>
-          <w:i/>
-        </w:rPr>
-        <w:t>φ + φ</w:t>
-      </w:r>
-      <w:r>
-        <w:t>∂_μφ + iqA_μφ</w:t>
-      </w:r>
-      <w:r>
-        <w:rPr>
-          <w:i/>
-        </w:rPr>
-        <w:t>φ = (∂_μφ</w:t>
-      </w:r>
-      <w:r>
-        <w:t>)φ + φ</w:t>
-      </w:r>
-      <w:r>
-        <w:rPr>
-          <w:i/>
-        </w:rPr>
-        <w:t>∂_μφ = ∂_μ(φ</w:t>
-      </w:r>
-      <w:r>
-        <w:t>φ), the A_μ terms cancelling. Since φ</w:t>
-      </w:r>
-      <w:r>
-        <w:rPr>
-          <w:i/>
-        </w:rPr>
-        <w:t>φ is itself gauge invariant (φ</w:t>
-      </w:r>
-      <w:r>
-        <w:t>φ → e^(iqα)e^(−iqα)φ</w:t>
-      </w:r>
-      <w:r>
-        <w:rPr>
-          <w:i/>
-        </w:rPr>
-        <w:t>φ = φ</w:t>
-      </w:r>
-      <w:r>
-        <w:t>φ), it is consistent, and expected, that its ordinary derivative already transforms correctly with no need for a covariant one.</w:t>
+        <w:t>D_μ(φ*φ) as an ordinary product rule gives (D_μφ*)φ + φ*(D_μφ) = [(∂_μ−iqA_μ)φ*]φ + φ*[(∂_μ+iqA_μ)φ] = (∂_μφ*)φ − iqA_μφ*φ + φ*∂_μφ + iqA_μφ*φ = (∂_μφ*)φ + φ*∂_μφ = ∂_μ(φ*φ), the A_μ terms cancelling. Since φ*φ is itself gauge invariant (φ*φ → e^(iqα)e^(−iqα)φ*φ = φ*φ), it is consistent, and expected, that its ordinary derivative already transforms correctly with no need for a covariant one.</w:t>
       </w:r>
     </w:p>
     <w:p>
@@ -2770,61 +2557,7 @@
         <w:t xml:space="preserve"> </w:t>
       </w:r>
       <w:r>
-        <w:t>Demand D_μφ</w:t>
-      </w:r>
-      <w:r>
-        <w:rPr>
-          <w:i/>
-        </w:rPr>
-        <w:t xml:space="preserve"> → e^(iqα)D_μφ</w:t>
-      </w:r>
-      <w:r>
-        <w:t>, and try D_μφ</w:t>
-      </w:r>
-      <w:r>
-        <w:rPr>
-          <w:i/>
-        </w:rPr>
-        <w:t xml:space="preserve"> = (∂_μ + icA_μ)φ</w:t>
-      </w:r>
-      <w:r>
-        <w:t xml:space="preserve"> for an unknown constant c. Using Exercise 3, (∂_μ+icA_μ′)(e^(iqα)φ</w:t>
-      </w:r>
-      <w:r>
-        <w:rPr>
-          <w:i/>
-        </w:rPr>
-        <w:t>) = e^(iqα)[∂_μφ</w:t>
-      </w:r>
-      <w:r>
-        <w:t>+iq(∂_μα)φ</w:t>
-      </w:r>
-      <w:r>
-        <w:rPr>
-          <w:i/>
-        </w:rPr>
-        <w:t>] + ic(A_μ+∂_μα)e^(iqα)φ</w:t>
-      </w:r>
-      <w:r>
-        <w:t xml:space="preserve"> (using the same A_μ′ = A_μ+∂_μα already derived in Section 2.3, since only one gauge field exists). Matching to e^(iqα)(∂_μ+icA_μ)φ</w:t>
-      </w:r>
-      <w:r>
-        <w:rPr>
-          <w:i/>
-        </w:rPr>
-        <w:t xml:space="preserve"> requires iq(∂_μα)φ</w:t>
-      </w:r>
-      <w:r>
-        <w:t xml:space="preserve"> + ic(∂_μα)φ</w:t>
-      </w:r>
-      <w:r>
-        <w:rPr>
-          <w:i/>
-        </w:rPr>
-        <w:t xml:space="preserve"> = 0, so c = −q, confirming D_μφ</w:t>
-      </w:r>
-      <w:r>
-        <w:t xml:space="preserve"> = (∂_μ−iqA_μ)φ* independently of Exercise 4's conjugation shortcut.</w:t>
+        <w:t>Demand D_μφ* → e^(iqα)D_μφ*, and try D_μφ* = (∂_μ + icA_μ)φ* for an unknown constant c. Using Exercise 3, (∂_μ+icA_μ′)(e^(iqα)φ*) = e^(iqα)[∂_μφ*+iq(∂_μα)φ*] + ic(A_μ+∂_μα)e^(iqα)φ* (using the same A_μ′ = A_μ+∂_μα already derived in Section 2.3, since only one gauge field exists). Matching to e^(iqα)(∂_μ+icA_μ)φ* requires iq(∂_μα)φ* + ic(∂_μα)φ* = 0, so c = −q, confirming D_μφ* = (∂_μ−iqA_μ)φ* independently of Exercise 4's conjugation shortcut.</w:t>
       </w:r>
     </w:p>
     <w:p>
@@ -2866,88 +2599,7 @@
         <w:t xml:space="preserve"> </w:t>
       </w:r>
       <w:r>
-        <w:t>D_μφ</w:t>
-      </w:r>
-      <w:r>
-        <w:rPr>
-          <w:i/>
-        </w:rPr>
-        <w:t>D^μφ = (∂_μφ</w:t>
-      </w:r>
-      <w:r>
-        <w:t xml:space="preserve"> − iqA_μφ</w:t>
-      </w:r>
-      <w:r>
-        <w:rPr>
-          <w:i/>
-        </w:rPr>
-        <w:t>)(∂^μφ + iqA^μφ) = ∂_μφ</w:t>
-      </w:r>
-      <w:r>
-        <w:t>∂^μφ + iqA^μφ∂_μφ</w:t>
-      </w:r>
-      <w:r>
-        <w:rPr>
-          <w:i/>
-        </w:rPr>
-        <w:t xml:space="preserve"> − iqA^μφ</w:t>
-      </w:r>
-      <w:r>
-        <w:t>∂_μφ + q²A_μA^μφ</w:t>
-      </w:r>
-      <w:r>
-        <w:rPr>
-          <w:i/>
-        </w:rPr>
-        <w:t>φ. The free term is ∂_μφ</w:t>
-      </w:r>
-      <w:r>
-        <w:t>∂^μφ; the quadratic-in-A term is q²A_μA^μφ</w:t>
-      </w:r>
-      <w:r>
-        <w:rPr>
-          <w:i/>
-        </w:rPr>
-        <w:t>φ; the remaining linear-in-A terms combine as iqA^μ(φ∂_μφ</w:t>
-      </w:r>
-      <w:r>
-        <w:t xml:space="preserve"> − φ</w:t>
-      </w:r>
-      <w:r>
-        <w:rPr>
-          <w:i/>
-        </w:rPr>
-        <w:t>∂_μφ) = −iqA^μ(φ</w:t>
-      </w:r>
-      <w:r>
-        <w:t>∂_μφ−φ∂_μφ</w:t>
-      </w:r>
-      <w:r>
-        <w:rPr>
-          <w:i/>
-        </w:rPr>
-        <w:t>), giving the full Lagrangian ∂_μφ</w:t>
-      </w:r>
-      <w:r>
-        <w:t>∂^μφ − m²φ</w:t>
-      </w:r>
-      <w:r>
-        <w:rPr>
-          <w:i/>
-        </w:rPr>
-        <w:t>φ − iqA^μ(φ</w:t>
-      </w:r>
-      <w:r>
-        <w:t>∂_μφ−φ∂_μφ</w:t>
-      </w:r>
-      <w:r>
-        <w:rPr>
-          <w:i/>
-        </w:rPr>
-        <w:t>) + q²A_μA^μφ</w:t>
-      </w:r>
-      <w:r>
-        <w:t>φ.</w:t>
+        <w:t>D_μφ*D^μφ = (∂_μφ* − iqA_μφ*)(∂^μφ + iqA^μφ) = ∂_μφ*∂^μφ + iqA^μφ∂_μφ* − iqA^μφ*∂_μφ + q²A_μA^μφ*φ. The free term is ∂_μφ*∂^μφ; the quadratic-in-A term is q²A_μA^μφ*φ; the remaining linear-in-A terms combine as iqA^μ(φ∂_μφ* − φ*∂_μφ) = −iqA^μ(φ*∂_μφ−φ∂_μφ*), giving the full Lagrangian ∂_μφ*∂^μφ − m²φ*φ − iqA^μ(φ*∂_μφ−φ∂_μφ*) + q²A_μA^μφ*φ.</w:t>
       </w:r>
     </w:p>
     <w:p>
@@ -2961,34 +2613,7 @@
         <w:t xml:space="preserve"> </w:t>
       </w:r>
       <w:r>
-        <w:t>Lesson 30, Section 1.3, gives j^μ = iq(φ</w:t>
-      </w:r>
-      <w:r>
-        <w:rPr>
-          <w:i/>
-        </w:rPr>
-        <w:t>∂^μφ − φ∂^μφ</w:t>
-      </w:r>
-      <w:r>
-        <w:t>). The linear term found in Exercise 9 is −iqA^μ(φ</w:t>
-      </w:r>
-      <w:r>
-        <w:rPr>
-          <w:i/>
-        </w:rPr>
-        <w:t>∂_μφ−φ∂_μφ</w:t>
-      </w:r>
-      <w:r>
-        <w:t>) = −A^μ·iq(φ</w:t>
-      </w:r>
-      <w:r>
-        <w:rPr>
-          <w:i/>
-        </w:rPr>
-        <w:t>∂_μφ−φ∂_μφ</w:t>
-      </w:r>
-      <w:r>
-        <w:t>) = −A^μj_μ = −j^μA_μ, matching the general coupling convention −j^μA_μ of Lesson 25, Section 6.3, exactly, with no sign discrepancy: the current that couples to A_μ in the minimally-coupled scalar Lagrangian is precisely the Noether current of Lesson 30.</w:t>
+        <w:t>Lesson 30, Section 1.3, gives j^μ = iq(φ*∂^μφ − φ∂^μφ*). The linear term found in Exercise 9 is −iqA^μ(φ*∂_μφ−φ∂_μφ*) = −A^μ·iq(φ*∂_μφ−φ∂_μφ*) = −A^μj_μ = −j^μA_μ, matching the general coupling convention −j^μA_μ of Lesson 25, Section 6.3, exactly, with no sign discrepancy: the current that couples to A_μ in the minimally-coupled scalar Lagrangian is precisely the Noether current of Lesson 30.</w:t>
       </w:r>
     </w:p>
     <w:p>
@@ -3002,16 +2627,7 @@
         <w:t xml:space="preserve"> </w:t>
       </w:r>
       <w:r>
-        <w:t>The scalar kinetic term D_μφ</w:t>
-      </w:r>
-      <w:r>
-        <w:rPr>
-          <w:i/>
-        </w:rPr>
-        <w:t>D^μφ contains two covariant derivatives, one on φ and one on φ</w:t>
-      </w:r>
-      <w:r>
-        <w:t>, so expanding it produces a term with two factors of A_μ (Exercise 9's q²A_μA^μφ*φ). The Dirac kinetic term ψ̄iγ^μD_μψ contains only one covariant derivative, acting on ψ alone (ψ̄ carries no derivative in this term), so its expansion produces only a term linear in A_μ, with no quadratic counterpart; this qualitative difference between scalar and fermion electrodynamics traces directly to the different number of derivatives in each field's kinetic term.</w:t>
+        <w:t>The scalar kinetic term D_μφ*D^μφ contains two covariant derivatives, one on φ and one on φ*, so expanding it produces a term with two factors of A_μ (Exercise 9's q²A_μA^μφ*φ). The Dirac kinetic term ψ̄iγ^μD_μψ contains only one covariant derivative, acting on ψ alone (ψ̄ carries no derivative in this term), so its expansion produces only a term linear in A_μ, with no quadratic counterpart; this qualitative difference between scalar and fermion electrodynamics traces directly to the different number of derivatives in each field's kinetic term.</w:t>
       </w:r>
     </w:p>
     <w:p>
@@ -3081,12 +2697,12 @@
         <w:t xml:space="preserve"> </w:t>
       </w:r>
       <w:r>
-        <w:t>Demanding D_μφ = ∂_μφ − (∂_μα)v transform as φ itself does under φ→φ+α(x)v: (∂_μ)(φ+α(x)v) − (∂_μα)v (with the compensating field, call it B_μ, replacing the −(∂_μα)v term structurally) would need B_μ → B_μ + (something) to cancel the extra ∂_μα·v term generated by differentiating the shift; working through the algebra parallel to Section 2.3 shows a vector field B_μ with B_μ → B_μ + ∂_μα v could indeed be constructed to repair this alternative, additive symmetry. The reason this does not describe electromagnetism is that the physically observed symmetry of the charged fields in nature is multiplicative (a phase rotation, preserving \|φ\|², the probability or charge density of Lesson 23), not additive; an additive shift symmetry of this kind does not preserve any positive-definite density and does not match the observed transformation law of any known field, so while the mathematics of gauge-fixing a compensating field works out formally, the physical input, that the relevant symmetry of matter is a phase rotation, is what selects the U(1) structure used throughout this lesson, not the bare mathematical possibility of building some compensating field for some local symmetry.</w:t>
+        <w:t>Demanding D_μφ = ∂_μφ − (∂_μα)v transform as φ itself does under φ→φ+α(x)v: (∂_μ)(φ+α(x)v) − (∂_μα)v (with the compensating field, call it B_μ, replacing the −(∂_μα)v term structurally) would need B_μ → B_μ + (something) to cancel the extra ∂_μα·v term generated by differentiating the shift; working through the algebra parallel to Section 2.3 shows a vector field B_μ with B_μ → B_μ + ∂_μα v could indeed be constructed to repair this alternative, additive symmetry. The reason this does not describe electromagnetism is that the physically observed symmetry of the charged fields in nature is multiplicative (a phase rotation, preserving |φ|², the probability or charge density of Lesson 23), not additive; an additive shift symmetry of this kind does not preserve any positive-definite density and does not match the observed transformation law of any known field, so while the mathematics of gauge-fixing a compensating field works out formally, the physical input, that the relevant symmetry of matter is a phase rotation, is what selects the U(1) structure used throughout this lesson, not the bare mathematical possibility of building some compensating field for some local symmetry.</w:t>
       </w:r>
     </w:p>
     <w:p>
       <w:pPr>
-        <w:pStyle w:val="Heading1"/>
+        <w:pStyle w:val="Heading2"/>
       </w:pPr>
       <w:r>
         <w:t>Mastery checklist</w:t>
@@ -3158,7 +2774,7 @@
     </w:p>
     <w:p>
       <w:pPr>
-        <w:pStyle w:val="Heading1"/>
+        <w:pStyle w:val="Heading2"/>
       </w:pPr>
       <w:r>
         <w:t>Next lesson</w:t>
